--- a/MERN Phase Wise/Phase Wise Templets/Brainstorming & Ideation Phase/Define Problem Statements Template.docx
+++ b/MERN Phase Wise/Phase Wise Templets/Brainstorming & Ideation Phase/Define Problem Statements Template.docx
@@ -131,7 +131,7 @@
           </w:tcPr>
           <w:p>
             <w:r>
-              <w:t>SB Stocks – Virtual Stock Trading Platform</w:t>
+              <w:t>Stock Trading App</w:t>
             </w:r>
           </w:p>
         </w:tc>
@@ -773,15 +773,7 @@
         <w:spacing w:after="60"/>
       </w:pPr>
       <w:r>
-        <w:t xml:space="preserve">PS-3 defines the operational need behind the </w:t>
-      </w:r>
-      <w:proofErr w:type="gramStart"/>
-      <w:r>
-        <w:t>Admin</w:t>
-      </w:r>
-      <w:proofErr w:type="gramEnd"/>
-      <w:r>
-        <w:t xml:space="preserve"> module: centralized visibility and control over users, stocks, orders and transactions.</w:t>
+        <w:t>PS-3 defines the operational need behind the Admin module: centralized visibility and control over users, stocks, orders and transactions.</w:t>
       </w:r>
     </w:p>
     <w:p/>
